--- a/FuentesCurso/UD 07. Utilidades para gestionar Docker/UD 07.06 - Actividades entregables.docx
+++ b/FuentesCurso/UD 07. Utilidades para gestionar Docker/UD 07.06 - Actividades entregables.docx
@@ -21,12 +21,13 @@
         <w:rPr>
           <w:rFonts w:ascii="Proxima Nova" w:cs="Proxima Nova" w:eastAsia="Proxima Nova" w:hAnsi="Proxima Nova"/>
           <w:b w:val="0"/>
+          <w:bCs w:val="0"/>
           <w:color w:val="669966"/>
           <w:sz w:val="48"/>
           <w:szCs w:val="48"/>
           <w:rtl w:val="0"/>
         </w:rPr>
-        <w:t xml:space="preserve">Introducción a Docker</w:t>
+        <w:t xml:space="preserve">Introducción a Docker y Kubernetes</w:t>
       </w:r>
       <w:r>
         <w:rPr>
@@ -72,12 +73,12 @@
           <wp:inline distB="114300" distT="114300" distL="114300" distR="114300">
             <wp:extent cx="447675" cy="57150"/>
             <wp:effectExtent b="0" l="0" r="0" t="0"/>
-            <wp:docPr descr="short line" id="3" name="image4.png"/>
+            <wp:docPr descr="short line" id="3" name="image2.png"/>
             <a:graphic>
               <a:graphicData uri="http://schemas.openxmlformats.org/drawingml/2006/picture">
                 <pic:pic>
                   <pic:nvPicPr>
-                    <pic:cNvPr descr="short line" id="0" name="image4.png"/>
+                    <pic:cNvPr descr="short line" id="0" name="image2.png"/>
                     <pic:cNvPicPr preferRelativeResize="0"/>
                   </pic:nvPicPr>
                   <pic:blipFill>
@@ -146,12 +147,12 @@
           <wp:inline distB="114300" distT="114300" distL="114300" distR="114300">
             <wp:extent cx="6120000" cy="444500"/>
             <wp:effectExtent b="0" l="0" r="0" t="0"/>
-            <wp:docPr id="1" name="image2.png"/>
+            <wp:docPr id="1" name="image1.png"/>
             <a:graphic>
               <a:graphicData uri="http://schemas.openxmlformats.org/drawingml/2006/picture">
                 <pic:pic>
                   <pic:nvPicPr>
-                    <pic:cNvPr id="0" name="image2.png"/>
+                    <pic:cNvPr id="0" name="image1.png"/>
                     <pic:cNvPicPr preferRelativeResize="0"/>
                   </pic:nvPicPr>
                   <pic:blipFill>
@@ -325,7 +326,7 @@
           <w:szCs w:val="32"/>
           <w:rtl w:val="0"/>
         </w:rPr>
-        <w:t xml:space="preserve">Actualizado Febrero 2025</w:t>
+        <w:t xml:space="preserve">Actualizado Enero 2026</w:t>
       </w:r>
     </w:p>
     <w:p>
@@ -356,6 +357,7 @@
         <w:rPr>
           <w:rFonts w:ascii="Verdana" w:cs="Verdana" w:eastAsia="Verdana" w:hAnsi="Verdana"/>
           <w:b w:val="1"/>
+          <w:bCs w:val="1"/>
           <w:sz w:val="20"/>
           <w:szCs w:val="20"/>
         </w:rPr>
@@ -376,6 +378,7 @@
         <w:rPr>
           <w:rFonts w:ascii="Verdana" w:cs="Verdana" w:eastAsia="Verdana" w:hAnsi="Verdana"/>
           <w:b w:val="1"/>
+          <w:bCs w:val="1"/>
           <w:sz w:val="20"/>
           <w:szCs w:val="20"/>
           <w:rtl w:val="0"/>
@@ -515,6 +518,7 @@
         <w:ind w:left="0" w:right="57" w:firstLine="0"/>
         <w:rPr>
           <w:b w:val="1"/>
+          <w:bCs w:val="1"/>
         </w:rPr>
       </w:pPr>
       <w:r>
@@ -528,6 +532,7 @@
       <w:r>
         <w:rPr>
           <w:b w:val="1"/>
+          <w:bCs w:val="1"/>
           <w:rtl w:val="0"/>
         </w:rPr>
         <w:t xml:space="preserve">Importante</w:t>
@@ -558,6 +563,7 @@
         <w:ind w:left="0" w:right="57" w:firstLine="0"/>
         <w:rPr>
           <w:b w:val="1"/>
+          <w:bCs w:val="1"/>
         </w:rPr>
       </w:pPr>
       <w:r>
@@ -581,6 +587,7 @@
       <w:r>
         <w:rPr>
           <w:b w:val="1"/>
+          <w:bCs w:val="1"/>
           <w:rtl w:val="0"/>
         </w:rPr>
         <w:t xml:space="preserve">Atención</w:t>
@@ -628,6 +635,7 @@
       <w:r>
         <w:rPr>
           <w:b w:val="1"/>
+          <w:bCs w:val="1"/>
           <w:rtl w:val="0"/>
         </w:rPr>
         <w:t xml:space="preserve">Interesante</w:t>
@@ -646,6 +654,7 @@
         <w:rPr>
           <w:rFonts w:ascii="Arial" w:cs="Arial" w:eastAsia="Arial" w:hAnsi="Arial"/>
           <w:b w:val="1"/>
+          <w:bCs w:val="1"/>
           <w:smallCaps w:val="1"/>
           <w:sz w:val="16"/>
           <w:szCs w:val="16"/>
@@ -655,6 +664,7 @@
         <w:rPr>
           <w:rFonts w:ascii="Arial" w:cs="Arial" w:eastAsia="Arial" w:hAnsi="Arial"/>
           <w:b w:val="1"/>
+          <w:bCs w:val="1"/>
           <w:smallCaps w:val="1"/>
           <w:sz w:val="32"/>
           <w:szCs w:val="32"/>
@@ -670,6 +680,7 @@
     </w:p>
     <w:sdt>
       <w:sdtPr>
+        <w:id w:val="-842681757"/>
         <w:docPartObj>
           <w:docPartGallery w:val="Table of Contents"/>
           <w:docPartUnique w:val="1"/>
@@ -686,6 +697,7 @@
             <w:rPr>
               <w:rFonts w:ascii="Verdana" w:cs="Verdana" w:eastAsia="Verdana" w:hAnsi="Verdana"/>
               <w:b w:val="1"/>
+              <w:bCs w:val="1"/>
               <w:sz w:val="16"/>
               <w:szCs w:val="16"/>
             </w:rPr>
@@ -700,6 +712,7 @@
               <w:rPr>
                 <w:rFonts w:ascii="Verdana" w:cs="Verdana" w:eastAsia="Verdana" w:hAnsi="Verdana"/>
                 <w:b w:val="1"/>
+                <w:bCs w:val="1"/>
                 <w:sz w:val="16"/>
                 <w:szCs w:val="16"/>
                 <w:rtl w:val="0"/>
@@ -711,6 +724,7 @@
             <w:rPr>
               <w:rFonts w:ascii="Verdana" w:cs="Verdana" w:eastAsia="Verdana" w:hAnsi="Verdana"/>
               <w:b w:val="1"/>
+              <w:bCs w:val="1"/>
               <w:sz w:val="16"/>
               <w:szCs w:val="16"/>
               <w:rtl w:val="0"/>
@@ -726,6 +740,7 @@
             <w:rPr>
               <w:rFonts w:ascii="Verdana" w:cs="Verdana" w:eastAsia="Verdana" w:hAnsi="Verdana"/>
               <w:b w:val="1"/>
+              <w:bCs w:val="1"/>
               <w:sz w:val="16"/>
               <w:szCs w:val="16"/>
               <w:rtl w:val="0"/>
@@ -751,6 +766,7 @@
             <w:rPr>
               <w:rFonts w:ascii="Verdana" w:cs="Verdana" w:eastAsia="Verdana" w:hAnsi="Verdana"/>
               <w:b w:val="1"/>
+              <w:bCs w:val="1"/>
               <w:sz w:val="16"/>
               <w:szCs w:val="16"/>
             </w:rPr>
@@ -760,6 +776,7 @@
               <w:rPr>
                 <w:rFonts w:ascii="Verdana" w:cs="Verdana" w:eastAsia="Verdana" w:hAnsi="Verdana"/>
                 <w:b w:val="1"/>
+                <w:bCs w:val="1"/>
                 <w:sz w:val="16"/>
                 <w:szCs w:val="16"/>
                 <w:rtl w:val="0"/>
@@ -771,6 +788,7 @@
             <w:rPr>
               <w:rFonts w:ascii="Verdana" w:cs="Verdana" w:eastAsia="Verdana" w:hAnsi="Verdana"/>
               <w:b w:val="1"/>
+              <w:bCs w:val="1"/>
               <w:sz w:val="16"/>
               <w:szCs w:val="16"/>
               <w:rtl w:val="0"/>
@@ -786,6 +804,7 @@
             <w:rPr>
               <w:rFonts w:ascii="Verdana" w:cs="Verdana" w:eastAsia="Verdana" w:hAnsi="Verdana"/>
               <w:b w:val="1"/>
+              <w:bCs w:val="1"/>
               <w:sz w:val="16"/>
               <w:szCs w:val="16"/>
               <w:rtl w:val="0"/>
@@ -811,6 +830,7 @@
             <w:rPr>
               <w:rFonts w:ascii="Verdana" w:cs="Verdana" w:eastAsia="Verdana" w:hAnsi="Verdana"/>
               <w:b w:val="1"/>
+              <w:bCs w:val="1"/>
               <w:sz w:val="16"/>
               <w:szCs w:val="16"/>
             </w:rPr>
@@ -820,6 +840,7 @@
               <w:rPr>
                 <w:rFonts w:ascii="Verdana" w:cs="Verdana" w:eastAsia="Verdana" w:hAnsi="Verdana"/>
                 <w:b w:val="1"/>
+                <w:bCs w:val="1"/>
                 <w:sz w:val="16"/>
                 <w:szCs w:val="16"/>
                 <w:rtl w:val="0"/>
@@ -831,6 +852,7 @@
             <w:rPr>
               <w:rFonts w:ascii="Verdana" w:cs="Verdana" w:eastAsia="Verdana" w:hAnsi="Verdana"/>
               <w:b w:val="1"/>
+              <w:bCs w:val="1"/>
               <w:sz w:val="16"/>
               <w:szCs w:val="16"/>
               <w:rtl w:val="0"/>
@@ -846,6 +868,7 @@
             <w:rPr>
               <w:rFonts w:ascii="Verdana" w:cs="Verdana" w:eastAsia="Verdana" w:hAnsi="Verdana"/>
               <w:b w:val="1"/>
+              <w:bCs w:val="1"/>
               <w:sz w:val="16"/>
               <w:szCs w:val="16"/>
               <w:rtl w:val="0"/>
@@ -871,6 +894,7 @@
             <w:rPr>
               <w:rFonts w:ascii="Verdana" w:cs="Verdana" w:eastAsia="Verdana" w:hAnsi="Verdana"/>
               <w:b w:val="1"/>
+              <w:bCs w:val="1"/>
               <w:sz w:val="16"/>
               <w:szCs w:val="16"/>
             </w:rPr>
@@ -880,6 +904,7 @@
               <w:rPr>
                 <w:rFonts w:ascii="Verdana" w:cs="Verdana" w:eastAsia="Verdana" w:hAnsi="Verdana"/>
                 <w:b w:val="1"/>
+                <w:bCs w:val="1"/>
                 <w:sz w:val="16"/>
                 <w:szCs w:val="16"/>
                 <w:rtl w:val="0"/>
@@ -891,6 +916,7 @@
             <w:rPr>
               <w:rFonts w:ascii="Verdana" w:cs="Verdana" w:eastAsia="Verdana" w:hAnsi="Verdana"/>
               <w:b w:val="1"/>
+              <w:bCs w:val="1"/>
               <w:sz w:val="16"/>
               <w:szCs w:val="16"/>
               <w:rtl w:val="0"/>
@@ -906,6 +932,7 @@
             <w:rPr>
               <w:rFonts w:ascii="Verdana" w:cs="Verdana" w:eastAsia="Verdana" w:hAnsi="Verdana"/>
               <w:b w:val="1"/>
+              <w:bCs w:val="1"/>
               <w:sz w:val="16"/>
               <w:szCs w:val="16"/>
               <w:rtl w:val="0"/>
@@ -931,6 +958,7 @@
             <w:rPr>
               <w:rFonts w:ascii="Verdana" w:cs="Verdana" w:eastAsia="Verdana" w:hAnsi="Verdana"/>
               <w:b w:val="1"/>
+              <w:bCs w:val="1"/>
               <w:sz w:val="16"/>
               <w:szCs w:val="16"/>
             </w:rPr>
@@ -940,6 +968,7 @@
               <w:rPr>
                 <w:rFonts w:ascii="Verdana" w:cs="Verdana" w:eastAsia="Verdana" w:hAnsi="Verdana"/>
                 <w:b w:val="1"/>
+                <w:bCs w:val="1"/>
                 <w:sz w:val="16"/>
                 <w:szCs w:val="16"/>
                 <w:rtl w:val="0"/>
@@ -951,6 +980,7 @@
             <w:rPr>
               <w:rFonts w:ascii="Verdana" w:cs="Verdana" w:eastAsia="Verdana" w:hAnsi="Verdana"/>
               <w:b w:val="1"/>
+              <w:bCs w:val="1"/>
               <w:sz w:val="16"/>
               <w:szCs w:val="16"/>
               <w:rtl w:val="0"/>
@@ -966,6 +996,7 @@
             <w:rPr>
               <w:rFonts w:ascii="Verdana" w:cs="Verdana" w:eastAsia="Verdana" w:hAnsi="Verdana"/>
               <w:b w:val="1"/>
+              <w:bCs w:val="1"/>
               <w:sz w:val="16"/>
               <w:szCs w:val="16"/>
               <w:rtl w:val="0"/>
@@ -1330,7 +1361,9 @@
       <w:r>
         <w:rPr>
           <w:b w:val="1"/>
+          <w:bCs w:val="1"/>
           <w:i w:val="1"/>
+          <w:iCs w:val="1"/>
           <w:u w:val="single"/>
           <w:rtl w:val="0"/>
         </w:rPr>
@@ -1389,6 +1422,7 @@
       <w:r>
         <w:rPr>
           <w:b w:val="1"/>
+          <w:bCs w:val="1"/>
           <w:rtl w:val="0"/>
         </w:rPr>
         <w:t xml:space="preserve">Atención:</w:t>
@@ -1402,6 +1436,7 @@
       <w:r>
         <w:rPr>
           <w:b w:val="1"/>
+          <w:bCs w:val="1"/>
           <w:rtl w:val="0"/>
         </w:rPr>
         <w:t xml:space="preserve">¡Solo 2 de los 4 casos prácticos!</w:t>
@@ -1457,7 +1492,9 @@
       <w:r>
         <w:rPr>
           <w:b w:val="1"/>
+          <w:bCs w:val="1"/>
           <w:i w:val="1"/>
+          <w:iCs w:val="1"/>
           <w:rtl w:val="0"/>
         </w:rPr>
         <w:t xml:space="preserve">Visual Studio Code</w:t>
@@ -1508,7 +1545,9 @@
       <w:r>
         <w:rPr>
           <w:b w:val="1"/>
+          <w:bCs w:val="1"/>
           <w:i w:val="1"/>
+          <w:iCs w:val="1"/>
           <w:rtl w:val="0"/>
         </w:rPr>
         <w:t xml:space="preserve">Portainer CE</w:t>
@@ -1559,7 +1598,9 @@
       <w:r>
         <w:rPr>
           <w:b w:val="1"/>
+          <w:bCs w:val="1"/>
           <w:i w:val="1"/>
+          <w:iCs w:val="1"/>
           <w:rtl w:val="0"/>
         </w:rPr>
         <w:t xml:space="preserve">LazyDocker</w:t>
@@ -1610,7 +1651,9 @@
       <w:r>
         <w:rPr>
           <w:b w:val="1"/>
+          <w:bCs w:val="1"/>
           <w:i w:val="1"/>
+          <w:iCs w:val="1"/>
           <w:rtl w:val="0"/>
         </w:rPr>
         <w:t xml:space="preserve">cTop</w:t>
@@ -1624,7 +1667,9 @@
       <w:r>
         <w:rPr>
           <w:b w:val="1"/>
+          <w:bCs w:val="1"/>
           <w:i w:val="1"/>
+          <w:iCs w:val="1"/>
           <w:rtl w:val="0"/>
         </w:rPr>
         <w:t xml:space="preserve">Glandes</w:t>
@@ -1826,7 +1871,7 @@
         <w:szCs w:val="18"/>
         <w:rtl w:val="0"/>
       </w:rPr>
-      <w:t xml:space="preserve">Curso Introducción a Docker </w:t>
+      <w:t xml:space="preserve">Curso Introducción a Docker y Kubernetes</w:t>
       <w:tab/>
       <w:tab/>
       <w:t xml:space="preserve">UD07. Actividades entregables</w:t>
@@ -1975,11 +2020,19 @@
       </w:pPr>
     </w:pPrDefault>
   </w:docDefaults>
+  <w:style w:type="table" w:styleId="TableNormal" w:default="1">
+    <w:name w:val="TableNormal"/>
+    <w:tblPr>
+      <w:tblCellMar>
+        <w:top w:w="100.0" w:type="dxa"/>
+        <w:left w:w="100.0" w:type="dxa"/>
+        <w:bottom w:w="100.0" w:type="dxa"/>
+        <w:right w:w="100.0" w:type="dxa"/>
+      </w:tblCellMar>
+    </w:tblPr>
+  </w:style>
   <w:style w:type="paragraph" w:styleId="Normal" w:default="1">
     <w:name w:val="normal"/>
-  </w:style>
-  <w:style w:type="table" w:styleId="TableNormal" w:default="1">
-    <w:name w:val="Table Normal"/>
   </w:style>
   <w:style w:type="paragraph" w:styleId="Heading1">
     <w:name w:val="heading 1"/>
@@ -2027,6 +2080,7 @@
     <w:rPr>
       <w:rFonts w:ascii="Arial" w:cs="Arial" w:eastAsia="Arial" w:hAnsi="Arial"/>
       <w:b w:val="0"/>
+      <w:bCs w:val="0"/>
       <w:smallCaps w:val="0"/>
       <w:color w:val="669966"/>
       <w:sz w:val="22"/>
@@ -2047,7 +2101,9 @@
     <w:rPr>
       <w:rFonts w:ascii="Arial" w:cs="Arial" w:eastAsia="Arial" w:hAnsi="Arial"/>
       <w:b w:val="1"/>
+      <w:bCs w:val="1"/>
       <w:i w:val="1"/>
+      <w:iCs w:val="1"/>
       <w:smallCaps w:val="0"/>
       <w:sz w:val="21"/>
       <w:szCs w:val="21"/>
@@ -2068,6 +2124,7 @@
     <w:rPr>
       <w:rFonts w:ascii="Arial" w:cs="Arial" w:eastAsia="Arial" w:hAnsi="Arial"/>
       <w:b w:val="1"/>
+      <w:bCs w:val="1"/>
       <w:smallCaps w:val="1"/>
       <w:sz w:val="24"/>
       <w:szCs w:val="24"/>
@@ -2085,6 +2142,7 @@
     </w:pPr>
     <w:rPr>
       <w:b w:val="1"/>
+      <w:bCs w:val="1"/>
       <w:sz w:val="20"/>
       <w:szCs w:val="20"/>
     </w:rPr>
@@ -2101,6 +2159,7 @@
     </w:pPr>
     <w:rPr>
       <w:b w:val="1"/>
+      <w:bCs w:val="1"/>
       <w:sz w:val="72"/>
       <w:szCs w:val="72"/>
     </w:rPr>
@@ -2118,6 +2177,7 @@
     <w:rPr>
       <w:rFonts w:ascii="Georgia" w:cs="Georgia" w:eastAsia="Georgia" w:hAnsi="Georgia"/>
       <w:i w:val="1"/>
+      <w:iCs w:val="1"/>
       <w:color w:val="666666"/>
       <w:sz w:val="48"/>
       <w:szCs w:val="48"/>

--- a/FuentesCurso/UD 07. Utilidades para gestionar Docker/UD 07.06 - Actividades entregables.docx
+++ b/FuentesCurso/UD 07. Utilidades para gestionar Docker/UD 07.06 - Actividades entregables.docx
@@ -73,12 +73,12 @@
           <wp:inline distB="114300" distT="114300" distL="114300" distR="114300">
             <wp:extent cx="447675" cy="57150"/>
             <wp:effectExtent b="0" l="0" r="0" t="0"/>
-            <wp:docPr descr="short line" id="3" name="image2.png"/>
+            <wp:docPr descr="short line" id="3" name="image3.png"/>
             <a:graphic>
               <a:graphicData uri="http://schemas.openxmlformats.org/drawingml/2006/picture">
                 <pic:pic>
                   <pic:nvPicPr>
-                    <pic:cNvPr descr="short line" id="0" name="image2.png"/>
+                    <pic:cNvPr descr="short line" id="0" name="image3.png"/>
                     <pic:cNvPicPr preferRelativeResize="0"/>
                   </pic:nvPicPr>
                   <pic:blipFill>
@@ -412,12 +412,12 @@
             <wp:extent cx="922564" cy="322898"/>
             <wp:effectExtent b="0" l="0" r="0" t="0"/>
             <wp:wrapSquare wrapText="bothSides" distB="57150" distT="57150" distL="57150" distR="57150"/>
-            <wp:docPr id="2" name="image3.png"/>
+            <wp:docPr id="2" name="image2.png"/>
             <a:graphic>
               <a:graphicData uri="http://schemas.openxmlformats.org/drawingml/2006/picture">
                 <pic:pic>
                   <pic:nvPicPr>
-                    <pic:cNvPr id="0" name="image3.png"/>
+                    <pic:cNvPr id="0" name="image2.png"/>
                     <pic:cNvPicPr preferRelativeResize="0"/>
                   </pic:nvPicPr>
                   <pic:blipFill>
@@ -680,7 +680,7 @@
     </w:p>
     <w:sdt>
       <w:sdtPr>
-        <w:id w:val="-842681757"/>
+        <w:id w:val="-752585780"/>
         <w:docPartObj>
           <w:docPartGallery w:val="Table of Contents"/>
           <w:docPartUnique w:val="1"/>
@@ -1753,7 +1753,7 @@
         <w:szCs w:val="18"/>
         <w:rtl w:val="0"/>
       </w:rPr>
-      <w:t xml:space="preserve">Curso Introducción a Docker</w:t>
+      <w:t xml:space="preserve">Curso Introducción a Docker y Kubernetes</w:t>
       <w:tab/>
       <w:tab/>
       <w:t xml:space="preserve">UD07 - Página </w:t>
